--- a/prompt création.docx
+++ b/prompt création.docx
@@ -41,13 +41,7 @@
       </w:r>
       <w:proofErr w:type="spellEnd"/>
       <w:r>
-        <w:t> </w:t>
-      </w:r>
-      <w:r>
-        <w:t xml:space="preserve">E-Shop </w:t>
-      </w:r>
-      <w:r>
-        <w:t xml:space="preserve">» en écriture style green </w:t>
+        <w:t xml:space="preserve"> E-Shop » en écriture style green </w:t>
       </w:r>
       <w:proofErr w:type="spellStart"/>
       <w:r>
@@ -75,13 +69,7 @@
       </w:r>
       <w:proofErr w:type="spellEnd"/>
       <w:r>
-        <w:t xml:space="preserve"> </w:t>
-      </w:r>
-      <w:r>
-        <w:t>E-Shop</w:t>
-      </w:r>
-      <w:r>
-        <w:t xml:space="preserve"> » en dessous du </w:t>
+        <w:t xml:space="preserve"> E-Shop » en dessous du </w:t>
       </w:r>
       <w:proofErr w:type="gramStart"/>
       <w:r>
@@ -97,10 +85,7 @@
       </w:r>
       <w:proofErr w:type="spellEnd"/>
       <w:r>
-        <w:t xml:space="preserve"> E-Shop</w:t>
-      </w:r>
-      <w:r>
-        <w:t xml:space="preserve"> », en écriture en couleur noir style </w:t>
+        <w:t xml:space="preserve"> E-Shop », en écriture en couleur noir style </w:t>
       </w:r>
       <w:proofErr w:type="spellStart"/>
       <w:r>
@@ -144,17 +129,14 @@
       </w:r>
       <w:proofErr w:type="spellEnd"/>
       <w:r>
-        <w:t xml:space="preserve"> </w:t>
-      </w:r>
-      <w:r>
-        <w:t xml:space="preserve">E-Shop </w:t>
-      </w:r>
-      <w:proofErr w:type="spellStart"/>
-      <w:r>
-        <w:t>web</w:t>
-      </w:r>
-      <w:r>
-        <w:t>site</w:t>
+        <w:t xml:space="preserve"> E-Shop </w:t>
+      </w:r>
+      <w:proofErr w:type="spellStart"/>
+      <w:r>
+        <w:t>W</w:t>
+      </w:r>
+      <w:r>
+        <w:t>ebsite</w:t>
       </w:r>
       <w:proofErr w:type="spellEnd"/>
       <w:r>
@@ -226,7 +208,18 @@
       </w:r>
       <w:proofErr w:type="spellEnd"/>
       <w:r>
-        <w:t xml:space="preserve"> site », bien alignée au milieu pile sous le slogan « Welcome to </w:t>
+        <w:t xml:space="preserve"> </w:t>
+      </w:r>
+      <w:r>
+        <w:t xml:space="preserve">E-Shop </w:t>
+      </w:r>
+      <w:proofErr w:type="spellStart"/>
+      <w:r>
+        <w:t>Website</w:t>
+      </w:r>
+      <w:proofErr w:type="spellEnd"/>
+      <w:r>
+        <w:t xml:space="preserve"> », bien alignée au milieu pile sous le slogan « Welcome to </w:t>
       </w:r>
       <w:proofErr w:type="spellStart"/>
       <w:r>
@@ -234,10 +227,163 @@
       </w:r>
       <w:proofErr w:type="spellEnd"/>
       <w:r>
-        <w:t xml:space="preserve"> site » les logos suivants auquel on clique dessus pour les emmener vers d’autres sites avec lien que j’ajouterais, dans l’ordre suivant, laissant un espace :</w:t>
+        <w:t xml:space="preserve"> </w:t>
+      </w:r>
+      <w:r>
+        <w:t xml:space="preserve">E-Shop </w:t>
+      </w:r>
+      <w:proofErr w:type="spellStart"/>
+      <w:r>
+        <w:t>Web</w:t>
+      </w:r>
+      <w:r>
+        <w:t>site</w:t>
+      </w:r>
+      <w:proofErr w:type="spellEnd"/>
+      <w:r>
+        <w:t> » les logos suivants auquel on clique dessus pour les emmener vers d’autres sites avec lien que j’ajouterais, dans l’ordre suivant, laissant un espace</w:t>
+      </w:r>
+      <w:r>
+        <w:t> :</w:t>
       </w:r>
     </w:p>
-    <w:p/>
+    <w:p>
+      <w:pPr>
+        <w:pStyle w:val="Paragraphedeliste"/>
+      </w:pPr>
+      <w:r>
+        <w:t>= mon site principal</w:t>
+      </w:r>
+    </w:p>
+    <w:p>
+      <w:pPr>
+        <w:pStyle w:val="Paragraphedeliste"/>
+      </w:pPr>
+      <w:r>
+        <w:t xml:space="preserve">= un logo de mon premier </w:t>
+      </w:r>
+      <w:proofErr w:type="gramStart"/>
+      <w:r>
+        <w:t>ebook</w:t>
+      </w:r>
+      <w:proofErr w:type="gramEnd"/>
+      <w:r>
+        <w:t xml:space="preserve"> avec un sous-titre en dessous le prix que je peux fixer et en dessous du sous-titre un bouton avec mécanisme de payer par </w:t>
+      </w:r>
+      <w:proofErr w:type="spellStart"/>
+      <w:r>
+        <w:t>paypal</w:t>
+      </w:r>
+      <w:proofErr w:type="spellEnd"/>
+    </w:p>
+    <w:p>
+      <w:pPr>
+        <w:pStyle w:val="Paragraphedeliste"/>
+      </w:pPr>
+      <w:r>
+        <w:t xml:space="preserve">= </w:t>
+      </w:r>
+      <w:r>
+        <w:t xml:space="preserve">un logo de mon </w:t>
+      </w:r>
+      <w:r>
+        <w:t>deuxième</w:t>
+      </w:r>
+      <w:r>
+        <w:t xml:space="preserve"> </w:t>
+      </w:r>
+      <w:proofErr w:type="gramStart"/>
+      <w:r>
+        <w:t>ebook</w:t>
+      </w:r>
+      <w:proofErr w:type="gramEnd"/>
+      <w:r>
+        <w:t xml:space="preserve"> avec un sous-titre en dessous le prix que je peux fixer et en dessous du sous-titre un bouton avec mécanisme de payer par </w:t>
+      </w:r>
+      <w:proofErr w:type="spellStart"/>
+      <w:r>
+        <w:t>paypal</w:t>
+      </w:r>
+      <w:proofErr w:type="spellEnd"/>
+    </w:p>
+    <w:p>
+      <w:pPr>
+        <w:pStyle w:val="Paragraphedeliste"/>
+      </w:pPr>
+      <w:r>
+        <w:t xml:space="preserve">= un logo </w:t>
+      </w:r>
+      <w:proofErr w:type="spellStart"/>
+      <w:r>
+        <w:t>paypal</w:t>
+      </w:r>
+      <w:proofErr w:type="spellEnd"/>
+      <w:r>
+        <w:t xml:space="preserve"> renvoyant sur mon compte</w:t>
+      </w:r>
+    </w:p>
+    <w:p>
+      <w:pPr>
+        <w:pStyle w:val="Paragraphedeliste"/>
+      </w:pPr>
+      <w:r>
+        <w:t xml:space="preserve">= un logo </w:t>
+      </w:r>
+      <w:proofErr w:type="spellStart"/>
+      <w:r>
+        <w:t>patreon</w:t>
+      </w:r>
+      <w:proofErr w:type="spellEnd"/>
+      <w:r>
+        <w:t xml:space="preserve"> </w:t>
+      </w:r>
+      <w:r>
+        <w:t>renvoyant sur mon compte</w:t>
+      </w:r>
+    </w:p>
+    <w:p>
+      <w:pPr>
+        <w:pStyle w:val="Paragraphedeliste"/>
+      </w:pPr>
+      <w:r>
+        <w:t xml:space="preserve">= un logo </w:t>
+      </w:r>
+      <w:proofErr w:type="spellStart"/>
+      <w:r>
+        <w:t>vinted</w:t>
+      </w:r>
+      <w:proofErr w:type="spellEnd"/>
+      <w:r>
+        <w:t xml:space="preserve"> </w:t>
+      </w:r>
+      <w:r>
+        <w:t>renvoyant sur mon compte</w:t>
+      </w:r>
+    </w:p>
+    <w:p>
+      <w:pPr>
+        <w:pStyle w:val="Paragraphedeliste"/>
+      </w:pPr>
+      <w:r>
+        <w:t xml:space="preserve">= un logo </w:t>
+      </w:r>
+      <w:proofErr w:type="spellStart"/>
+      <w:r>
+        <w:t>linktree</w:t>
+      </w:r>
+      <w:proofErr w:type="spellEnd"/>
+      <w:r>
+        <w:t xml:space="preserve"> </w:t>
+      </w:r>
+      <w:r>
+        <w:t>renvoyant sur mon compte</w:t>
+      </w:r>
+    </w:p>
+    <w:p>
+      <w:r>
+        <w:t>- Un système déclenchant à l’infini une playlist de musique que je peux mettre avec un lien</w:t>
+      </w:r>
+    </w:p>
     <w:sectPr>
       <w:pgSz w:w="11906" w:h="16838"/>
       <w:pgMar w:top="1417" w:right="1417" w:bottom="1417" w:left="1417" w:header="708" w:footer="708" w:gutter="0"/>
@@ -972,6 +1118,7 @@
   <w:style w:type="character" w:default="1" w:styleId="Policepardfaut">
     <w:name w:val="Default Paragraph Font"/>
     <w:uiPriority w:val="1"/>
+    <w:semiHidden/>
     <w:unhideWhenUsed/>
   </w:style>
   <w:style w:type="table" w:default="1" w:styleId="TableauNormal">
